--- a/Practical File/Practical-1-2-HTML-Source-Code-25DCS058.docx
+++ b/Practical File/Practical-1-2-HTML-Source-Code-25DCS058.docx
@@ -111,7 +111,7 @@
     </w:p>
     <w:p>
       <w:pPr>
-        <w:spacing w:after="240"/>
+        <w:spacing w:after="120"/>
         <w:jc w:val="center"/>
       </w:pPr>
       <w:r>
@@ -121,15 +121,31 @@
           <w:i w:val="0"/>
           <w:color w:val="1B365D"/>
           <w:sz w:val="48"/>
+          <w:u w:val="none"/>
         </w:rPr>
         <w:t>WEB DEVELOPMENT FRAMEWORKS</w:t>
-        <w:br/>
+      </w:r>
+    </w:p>
+    <w:p>
+      <w:pPr>
+        <w:spacing w:after="280"/>
+        <w:jc w:val="center"/>
+      </w:pPr>
+      <w:r>
+        <w:rPr>
+          <w:rFonts w:ascii="Calibri" w:hAnsi="Calibri"/>
+          <w:b/>
+          <w:i w:val="0"/>
+          <w:color w:val="1B365D"/>
+          <w:sz w:val="40"/>
+          <w:u w:val="single"/>
+        </w:rPr>
         <w:t>(ITUE203)</w:t>
       </w:r>
     </w:p>
     <w:p>
       <w:pPr>
-        <w:spacing w:after="800"/>
+        <w:spacing w:after="1200"/>
         <w:jc w:val="center"/>
       </w:pPr>
       <w:r>
@@ -138,21 +154,13 @@
           <w:b/>
           <w:i w:val="0"/>
           <w:color w:val="475569"/>
-          <w:sz w:val="30"/>
+          <w:sz w:val="27"/>
+          <w:u w:val="none"/>
         </w:rPr>
-        <w:t>COMBINED LAB PRACTICAL PORTFOLIO</w:t>
+        <w:t>COMBINED LAB PRACTICAL PORTFOLIO (PRACTICALS 1 - 2)</w:t>
         <w:br/>
-        <w:t>(HTML5 SOURCE CODES)</w:t>
+        <w:t>- HTML5 SOURCE CODES -</w:t>
       </w:r>
-    </w:p>
-    <w:p>
-      <w:pPr>
-        <w:spacing w:after="800"/>
-        <w:jc w:val="center"/>
-        <w:pBdr>
-          <w:bottom w:val="single" w:sz="18" w:space="1" w:color="1B365D"/>
-        </w:pBdr>
-      </w:pPr>
     </w:p>
     <w:p>
       <w:pPr>
@@ -165,7 +173,8 @@
           <w:b w:val="0"/>
           <w:i/>
           <w:color w:val="64748B"/>
-          <w:sz w:val="24"/>
+          <w:sz w:val="22"/>
+          <w:u w:val="none"/>
         </w:rPr>
         <w:t>Submitted By:</w:t>
       </w:r>
@@ -181,7 +190,8 @@
           <w:b/>
           <w:i w:val="0"/>
           <w:color w:val="0F172A"/>
-          <w:sz w:val="26"/>
+          <w:sz w:val="24"/>
+          <w:u w:val="none"/>
         </w:rPr>
         <w:t>Name: RUDRA | Enrollment ID: 25DCS058</w:t>
       </w:r>
@@ -197,7 +207,8 @@
           <w:b w:val="0"/>
           <w:i w:val="0"/>
           <w:color w:val="475569"/>
-          <w:sz w:val="22"/>
+          <w:sz w:val="21"/>
+          <w:u w:val="none"/>
         </w:rPr>
         <w:t>Devang Patel Institute of Advance Technology &amp; Research (DEPSTAR)</w:t>
       </w:r>
@@ -213,7 +224,8 @@
           <w:b w:val="0"/>
           <w:i w:val="0"/>
           <w:color w:val="475569"/>
-          <w:sz w:val="22"/>
+          <w:sz w:val="21"/>
+          <w:u w:val="none"/>
         </w:rPr>
         <w:t>Charotar University of Science and Technology (CHARUSAT)</w:t>
       </w:r>
@@ -236,6 +248,7 @@
           <w:i w:val="0"/>
           <w:color w:val="1B365D"/>
           <w:sz w:val="36"/>
+          <w:u w:val="none"/>
         </w:rPr>
         <w:t>HTML5 Source Code Repository</w:t>
       </w:r>
@@ -251,6 +264,7 @@
           <w:i w:val="0"/>
           <w:color w:val="334155"/>
           <w:sz w:val="22"/>
+          <w:u w:val="none"/>
         </w:rPr>
         <w:t>This document compiles the full semantic HTML5 source code for all 11 pages of the StudentHub portal project. The layout and pages are created strictly using semantic tags with zero CSS elements in accordance with Practical 2 constraints.</w:t>
       </w:r>
@@ -268,6 +282,7 @@
           <w:i w:val="0"/>
           <w:color w:val="475569"/>
           <w:sz w:val="26"/>
+          <w:u w:val="none"/>
         </w:rPr>
         <w:t>Source Code: index.html (Home Page)</w:t>
       </w:r>
@@ -305,6 +320,7 @@
                 <w:i w:val="0"/>
                 <w:color w:val="0F172A"/>
                 <w:sz w:val="18"/>
+                <w:u w:val="none"/>
               </w:rPr>
               <w:t>&lt;!DOCTYPE html&gt;</w:t>
               <w:br/>
@@ -638,6 +654,7 @@
           <w:i w:val="0"/>
           <w:color w:val="475569"/>
           <w:sz w:val="26"/>
+          <w:u w:val="none"/>
         </w:rPr>
         <w:t>Source Code: pages/about.html (About Us Page)</w:t>
       </w:r>
@@ -675,6 +692,7 @@
                 <w:i w:val="0"/>
                 <w:color w:val="0F172A"/>
                 <w:sz w:val="18"/>
+                <w:u w:val="none"/>
               </w:rPr>
               <w:t>&lt;!DOCTYPE html&gt;</w:t>
               <w:br/>
@@ -1067,6 +1085,7 @@
           <w:i w:val="0"/>
           <w:color w:val="475569"/>
           <w:sz w:val="26"/>
+          <w:u w:val="none"/>
         </w:rPr>
         <w:t>Source Code: pages/register.html (Student Registration Page)</w:t>
       </w:r>
@@ -1104,6 +1123,7 @@
                 <w:i w:val="0"/>
                 <w:color w:val="0F172A"/>
                 <w:sz w:val="18"/>
+                <w:u w:val="none"/>
               </w:rPr>
               <w:t>&lt;!DOCTYPE html&gt;</w:t>
               <w:br/>
@@ -1655,6 +1675,7 @@
           <w:i w:val="0"/>
           <w:color w:val="475569"/>
           <w:sz w:val="26"/>
+          <w:u w:val="none"/>
         </w:rPr>
         <w:t>Source Code: pages/login.html (User Login Page)</w:t>
       </w:r>
@@ -1692,6 +1713,7 @@
                 <w:i w:val="0"/>
                 <w:color w:val="0F172A"/>
                 <w:sz w:val="18"/>
+                <w:u w:val="none"/>
               </w:rPr>
               <w:t>&lt;!DOCTYPE html&gt;</w:t>
               <w:br/>
@@ -1942,6 +1964,7 @@
           <w:i w:val="0"/>
           <w:color w:val="475569"/>
           <w:sz w:val="26"/>
+          <w:u w:val="none"/>
         </w:rPr>
         <w:t>Source Code: pages/dashboard.html (Student Dashboard Page)</w:t>
       </w:r>
@@ -1979,6 +2002,7 @@
                 <w:i w:val="0"/>
                 <w:color w:val="0F172A"/>
                 <w:sz w:val="18"/>
+                <w:u w:val="none"/>
               </w:rPr>
               <w:t>&lt;!DOCTYPE html&gt;</w:t>
               <w:br/>
@@ -2391,6 +2415,7 @@
           <w:i w:val="0"/>
           <w:color w:val="475569"/>
           <w:sz w:val="26"/>
+          <w:u w:val="none"/>
         </w:rPr>
         <w:t>Source Code: pages/events.html (Campus Events Page)</w:t>
       </w:r>
@@ -2428,6 +2453,7 @@
                 <w:i w:val="0"/>
                 <w:color w:val="0F172A"/>
                 <w:sz w:val="18"/>
+                <w:u w:val="none"/>
               </w:rPr>
               <w:t>&lt;!DOCTYPE html&gt;</w:t>
               <w:br/>
@@ -2837,6 +2863,7 @@
           <w:i w:val="0"/>
           <w:color w:val="475569"/>
           <w:sz w:val="26"/>
+          <w:u w:val="none"/>
         </w:rPr>
         <w:t>Source Code: pages/profile.html (Student Profile Page)</w:t>
       </w:r>
@@ -2874,6 +2901,7 @@
                 <w:i w:val="0"/>
                 <w:color w:val="0F172A"/>
                 <w:sz w:val="18"/>
+                <w:u w:val="none"/>
               </w:rPr>
               <w:t>&lt;!DOCTYPE html&gt;</w:t>
               <w:br/>
@@ -3270,6 +3298,7 @@
           <w:i w:val="0"/>
           <w:color w:val="475569"/>
           <w:sz w:val="26"/>
+          <w:u w:val="none"/>
         </w:rPr>
         <w:t>Source Code: pages/contact.html (Contact Support Page)</w:t>
       </w:r>
@@ -3307,6 +3336,7 @@
                 <w:i w:val="0"/>
                 <w:color w:val="0F172A"/>
                 <w:sz w:val="18"/>
+                <w:u w:val="none"/>
               </w:rPr>
               <w:t>&lt;!DOCTYPE html&gt;</w:t>
               <w:br/>
@@ -3720,6 +3750,7 @@
           <w:i w:val="0"/>
           <w:color w:val="475569"/>
           <w:sz w:val="26"/>
+          <w:u w:val="none"/>
         </w:rPr>
         <w:t>Source Code: pages/admin.html (Admin Portal Page)</w:t>
       </w:r>
@@ -3757,6 +3788,7 @@
                 <w:i w:val="0"/>
                 <w:color w:val="0F172A"/>
                 <w:sz w:val="18"/>
+                <w:u w:val="none"/>
               </w:rPr>
               <w:t>&lt;!DOCTYPE html&gt;</w:t>
               <w:br/>
@@ -4101,6 +4133,7 @@
           <w:i w:val="0"/>
           <w:color w:val="475569"/>
           <w:sz w:val="26"/>
+          <w:u w:val="none"/>
         </w:rPr>
         <w:t>Source Code: pages/faq.html (FAQ Page)</w:t>
       </w:r>
@@ -4138,6 +4171,7 @@
                 <w:i w:val="0"/>
                 <w:color w:val="0F172A"/>
                 <w:sz w:val="18"/>
+                <w:u w:val="none"/>
               </w:rPr>
               <w:t>&lt;!DOCTYPE html&gt;</w:t>
               <w:br/>
@@ -4451,6 +4485,7 @@
           <w:i w:val="0"/>
           <w:color w:val="475569"/>
           <w:sz w:val="26"/>
+          <w:u w:val="none"/>
         </w:rPr>
         <w:t>Source Code: pages/feedback.html (Feedback Survey Page)</w:t>
       </w:r>
@@ -4488,6 +4523,7 @@
                 <w:i w:val="0"/>
                 <w:color w:val="0F172A"/>
                 <w:sz w:val="18"/>
+                <w:u w:val="none"/>
               </w:rPr>
               <w:t>&lt;!DOCTYPE html&gt;</w:t>
               <w:br/>
@@ -4877,8 +4913,10 @@
     <w:pPr>
       <w:pStyle w:val="Footer"/>
       <w:tabs>
-        <w:tab w:pos="9360" w:val="right"/>
+        <w:tab w:pos="1440" w:val="left"/>
+        <w:tab w:pos="10800" w:val="right"/>
       </w:tabs>
+      <w:ind w:left="-1440" w:right="-1440"/>
       <w:pBdr>
         <w:top w:val="single" w:sz="6" w:space="4" w:color="CBD5E1"/>
       </w:pBdr>
@@ -4889,8 +4927,10 @@
         <w:b w:val="0"/>
         <w:i w:val="0"/>
         <w:color w:val="64748B"/>
-        <w:sz w:val="17"/>
-      </w:rPr>
+        <w:sz w:val="21"/>
+        <w:u w:val="none"/>
+      </w:rPr>
+      <w:tab/>
       <w:t>DEPSTAR CSE</w:t>
       <w:tab/>
     </w:r>
@@ -4900,7 +4940,8 @@
         <w:b w:val="0"/>
         <w:i w:val="0"/>
         <w:color w:val="64748B"/>
-        <w:sz w:val="17"/>
+        <w:sz w:val="21"/>
+        <w:u w:val="none"/>
       </w:rPr>
       <w:t xml:space="preserve">PAGE NO. </w:t>
       <w:fldChar w:fldCharType="begin"/>
@@ -4918,8 +4959,10 @@
     <w:pPr>
       <w:pStyle w:val="Header"/>
       <w:tabs>
-        <w:tab w:pos="9360" w:val="right"/>
+        <w:tab w:pos="1440" w:val="left"/>
+        <w:tab w:pos="10800" w:val="right"/>
       </w:tabs>
+      <w:ind w:left="-1440" w:right="-1440"/>
       <w:pBdr>
         <w:bottom w:val="single" w:sz="6" w:space="4" w:color="CBD5E1"/>
       </w:pBdr>
@@ -4930,8 +4973,10 @@
         <w:b w:val="0"/>
         <w:i w:val="0"/>
         <w:color w:val="64748B"/>
-        <w:sz w:val="17"/>
-      </w:rPr>
+        <w:sz w:val="21"/>
+        <w:u w:val="none"/>
+      </w:rPr>
+      <w:tab/>
       <w:t>ITUE203- WEB DEVELOPMENT FRAMEWORKS</w:t>
       <w:tab/>
       <w:t>25DCS058</w:t>
